--- a/03-cloud-s3-misconfiguration/terminal_screenshots.docx
+++ b/03-cloud-s3-misconfiguration/terminal_screenshots.docx
@@ -4,6 +4,9 @@
   <w:body>
     <w:p>
       <w:r>
+        <w:rPr>
+          <w:noProof/>
+        </w:rPr>
         <w:drawing>
           <wp:inline distT="0" distB="0" distL="0" distR="0" wp14:anchorId="650A3FD5" wp14:editId="144BB005">
             <wp:extent cx="5731510" cy="3222625"/>
@@ -43,6 +46,9 @@
     </w:p>
     <w:p>
       <w:r>
+        <w:rPr>
+          <w:noProof/>
+        </w:rPr>
         <w:drawing>
           <wp:inline distT="0" distB="0" distL="0" distR="0" wp14:anchorId="2C85E952" wp14:editId="189DA6A8">
             <wp:extent cx="5731510" cy="838835"/>
@@ -80,6 +86,361 @@
         </w:drawing>
       </w:r>
     </w:p>
+    <w:p>
+      <w:r>
+        <w:drawing>
+          <wp:inline distT="0" distB="0" distL="0" distR="0" wp14:anchorId="1F168A5F" wp14:editId="642BF363">
+            <wp:extent cx="5731510" cy="1440815"/>
+            <wp:effectExtent l="0" t="0" r="2540" b="6985"/>
+            <wp:docPr id="1441821521" name="Picture 1"/>
+            <wp:cNvGraphicFramePr>
+              <a:graphicFrameLocks xmlns:a="http://schemas.openxmlformats.org/drawingml/2006/main" noChangeAspect="1"/>
+            </wp:cNvGraphicFramePr>
+            <a:graphic xmlns:a="http://schemas.openxmlformats.org/drawingml/2006/main">
+              <a:graphicData uri="http://schemas.openxmlformats.org/drawingml/2006/picture">
+                <pic:pic xmlns:pic="http://schemas.openxmlformats.org/drawingml/2006/picture">
+                  <pic:nvPicPr>
+                    <pic:cNvPr id="1441821521" name=""/>
+                    <pic:cNvPicPr/>
+                  </pic:nvPicPr>
+                  <pic:blipFill>
+                    <a:blip r:embed="rId6"/>
+                    <a:stretch>
+                      <a:fillRect/>
+                    </a:stretch>
+                  </pic:blipFill>
+                  <pic:spPr>
+                    <a:xfrm>
+                      <a:off x="0" y="0"/>
+                      <a:ext cx="5731510" cy="1440815"/>
+                    </a:xfrm>
+                    <a:prstGeom prst="rect">
+                      <a:avLst/>
+                    </a:prstGeom>
+                  </pic:spPr>
+                </pic:pic>
+              </a:graphicData>
+            </a:graphic>
+          </wp:inline>
+        </w:drawing>
+      </w:r>
+    </w:p>
+    <w:p>
+      <w:r>
+        <w:lastRenderedPageBreak/>
+        <w:drawing>
+          <wp:inline distT="0" distB="0" distL="0" distR="0" wp14:anchorId="793F0220" wp14:editId="71CA050F">
+            <wp:extent cx="5731510" cy="3044190"/>
+            <wp:effectExtent l="0" t="0" r="2540" b="3810"/>
+            <wp:docPr id="607334714" name="Picture 1"/>
+            <wp:cNvGraphicFramePr>
+              <a:graphicFrameLocks xmlns:a="http://schemas.openxmlformats.org/drawingml/2006/main" noChangeAspect="1"/>
+            </wp:cNvGraphicFramePr>
+            <a:graphic xmlns:a="http://schemas.openxmlformats.org/drawingml/2006/main">
+              <a:graphicData uri="http://schemas.openxmlformats.org/drawingml/2006/picture">
+                <pic:pic xmlns:pic="http://schemas.openxmlformats.org/drawingml/2006/picture">
+                  <pic:nvPicPr>
+                    <pic:cNvPr id="607334714" name=""/>
+                    <pic:cNvPicPr/>
+                  </pic:nvPicPr>
+                  <pic:blipFill>
+                    <a:blip r:embed="rId7"/>
+                    <a:stretch>
+                      <a:fillRect/>
+                    </a:stretch>
+                  </pic:blipFill>
+                  <pic:spPr>
+                    <a:xfrm>
+                      <a:off x="0" y="0"/>
+                      <a:ext cx="5731510" cy="3044190"/>
+                    </a:xfrm>
+                    <a:prstGeom prst="rect">
+                      <a:avLst/>
+                    </a:prstGeom>
+                  </pic:spPr>
+                </pic:pic>
+              </a:graphicData>
+            </a:graphic>
+          </wp:inline>
+        </w:drawing>
+      </w:r>
+    </w:p>
+    <w:p>
+      <w:r>
+        <w:drawing>
+          <wp:inline distT="0" distB="0" distL="0" distR="0" wp14:anchorId="6671F2DA" wp14:editId="3C7E73E8">
+            <wp:extent cx="4743485" cy="4067205"/>
+            <wp:effectExtent l="0" t="0" r="0" b="9525"/>
+            <wp:docPr id="95672397" name="Picture 1"/>
+            <wp:cNvGraphicFramePr>
+              <a:graphicFrameLocks xmlns:a="http://schemas.openxmlformats.org/drawingml/2006/main" noChangeAspect="1"/>
+            </wp:cNvGraphicFramePr>
+            <a:graphic xmlns:a="http://schemas.openxmlformats.org/drawingml/2006/main">
+              <a:graphicData uri="http://schemas.openxmlformats.org/drawingml/2006/picture">
+                <pic:pic xmlns:pic="http://schemas.openxmlformats.org/drawingml/2006/picture">
+                  <pic:nvPicPr>
+                    <pic:cNvPr id="95672397" name=""/>
+                    <pic:cNvPicPr/>
+                  </pic:nvPicPr>
+                  <pic:blipFill>
+                    <a:blip r:embed="rId8"/>
+                    <a:stretch>
+                      <a:fillRect/>
+                    </a:stretch>
+                  </pic:blipFill>
+                  <pic:spPr>
+                    <a:xfrm>
+                      <a:off x="0" y="0"/>
+                      <a:ext cx="4743485" cy="4067205"/>
+                    </a:xfrm>
+                    <a:prstGeom prst="rect">
+                      <a:avLst/>
+                    </a:prstGeom>
+                  </pic:spPr>
+                </pic:pic>
+              </a:graphicData>
+            </a:graphic>
+          </wp:inline>
+        </w:drawing>
+      </w:r>
+    </w:p>
+    <w:p>
+      <w:r>
+        <w:drawing>
+          <wp:inline distT="0" distB="0" distL="0" distR="0" wp14:anchorId="525B7B95" wp14:editId="2D87228B">
+            <wp:extent cx="5731510" cy="781685"/>
+            <wp:effectExtent l="0" t="0" r="2540" b="0"/>
+            <wp:docPr id="801735708" name="Picture 1"/>
+            <wp:cNvGraphicFramePr>
+              <a:graphicFrameLocks xmlns:a="http://schemas.openxmlformats.org/drawingml/2006/main" noChangeAspect="1"/>
+            </wp:cNvGraphicFramePr>
+            <a:graphic xmlns:a="http://schemas.openxmlformats.org/drawingml/2006/main">
+              <a:graphicData uri="http://schemas.openxmlformats.org/drawingml/2006/picture">
+                <pic:pic xmlns:pic="http://schemas.openxmlformats.org/drawingml/2006/picture">
+                  <pic:nvPicPr>
+                    <pic:cNvPr id="801735708" name=""/>
+                    <pic:cNvPicPr/>
+                  </pic:nvPicPr>
+                  <pic:blipFill>
+                    <a:blip r:embed="rId9"/>
+                    <a:stretch>
+                      <a:fillRect/>
+                    </a:stretch>
+                  </pic:blipFill>
+                  <pic:spPr>
+                    <a:xfrm>
+                      <a:off x="0" y="0"/>
+                      <a:ext cx="5731510" cy="781685"/>
+                    </a:xfrm>
+                    <a:prstGeom prst="rect">
+                      <a:avLst/>
+                    </a:prstGeom>
+                  </pic:spPr>
+                </pic:pic>
+              </a:graphicData>
+            </a:graphic>
+          </wp:inline>
+        </w:drawing>
+      </w:r>
+    </w:p>
+    <w:p>
+      <w:r>
+        <w:lastRenderedPageBreak/>
+        <w:drawing>
+          <wp:inline distT="0" distB="0" distL="0" distR="0" wp14:anchorId="774B4815" wp14:editId="26F03A98">
+            <wp:extent cx="5731510" cy="1952625"/>
+            <wp:effectExtent l="0" t="0" r="2540" b="9525"/>
+            <wp:docPr id="568654218" name="Picture 1"/>
+            <wp:cNvGraphicFramePr>
+              <a:graphicFrameLocks xmlns:a="http://schemas.openxmlformats.org/drawingml/2006/main" noChangeAspect="1"/>
+            </wp:cNvGraphicFramePr>
+            <a:graphic xmlns:a="http://schemas.openxmlformats.org/drawingml/2006/main">
+              <a:graphicData uri="http://schemas.openxmlformats.org/drawingml/2006/picture">
+                <pic:pic xmlns:pic="http://schemas.openxmlformats.org/drawingml/2006/picture">
+                  <pic:nvPicPr>
+                    <pic:cNvPr id="568654218" name=""/>
+                    <pic:cNvPicPr/>
+                  </pic:nvPicPr>
+                  <pic:blipFill>
+                    <a:blip r:embed="rId10"/>
+                    <a:stretch>
+                      <a:fillRect/>
+                    </a:stretch>
+                  </pic:blipFill>
+                  <pic:spPr>
+                    <a:xfrm>
+                      <a:off x="0" y="0"/>
+                      <a:ext cx="5731510" cy="1952625"/>
+                    </a:xfrm>
+                    <a:prstGeom prst="rect">
+                      <a:avLst/>
+                    </a:prstGeom>
+                  </pic:spPr>
+                </pic:pic>
+              </a:graphicData>
+            </a:graphic>
+          </wp:inline>
+        </w:drawing>
+      </w:r>
+    </w:p>
+    <w:p>
+      <w:r>
+        <w:drawing>
+          <wp:inline distT="0" distB="0" distL="0" distR="0" wp14:anchorId="7F575C15" wp14:editId="2CFF33AF">
+            <wp:extent cx="5731510" cy="2863215"/>
+            <wp:effectExtent l="0" t="0" r="2540" b="0"/>
+            <wp:docPr id="835414352" name="Picture 1"/>
+            <wp:cNvGraphicFramePr>
+              <a:graphicFrameLocks xmlns:a="http://schemas.openxmlformats.org/drawingml/2006/main" noChangeAspect="1"/>
+            </wp:cNvGraphicFramePr>
+            <a:graphic xmlns:a="http://schemas.openxmlformats.org/drawingml/2006/main">
+              <a:graphicData uri="http://schemas.openxmlformats.org/drawingml/2006/picture">
+                <pic:pic xmlns:pic="http://schemas.openxmlformats.org/drawingml/2006/picture">
+                  <pic:nvPicPr>
+                    <pic:cNvPr id="835414352" name=""/>
+                    <pic:cNvPicPr/>
+                  </pic:nvPicPr>
+                  <pic:blipFill>
+                    <a:blip r:embed="rId11"/>
+                    <a:stretch>
+                      <a:fillRect/>
+                    </a:stretch>
+                  </pic:blipFill>
+                  <pic:spPr>
+                    <a:xfrm>
+                      <a:off x="0" y="0"/>
+                      <a:ext cx="5731510" cy="2863215"/>
+                    </a:xfrm>
+                    <a:prstGeom prst="rect">
+                      <a:avLst/>
+                    </a:prstGeom>
+                  </pic:spPr>
+                </pic:pic>
+              </a:graphicData>
+            </a:graphic>
+          </wp:inline>
+        </w:drawing>
+      </w:r>
+    </w:p>
+    <w:p>
+      <w:r>
+        <w:drawing>
+          <wp:inline distT="0" distB="0" distL="0" distR="0" wp14:anchorId="3FC16447" wp14:editId="4C243C80">
+            <wp:extent cx="5731510" cy="2017395"/>
+            <wp:effectExtent l="0" t="0" r="2540" b="1905"/>
+            <wp:docPr id="1549724888" name="Picture 1"/>
+            <wp:cNvGraphicFramePr>
+              <a:graphicFrameLocks xmlns:a="http://schemas.openxmlformats.org/drawingml/2006/main" noChangeAspect="1"/>
+            </wp:cNvGraphicFramePr>
+            <a:graphic xmlns:a="http://schemas.openxmlformats.org/drawingml/2006/main">
+              <a:graphicData uri="http://schemas.openxmlformats.org/drawingml/2006/picture">
+                <pic:pic xmlns:pic="http://schemas.openxmlformats.org/drawingml/2006/picture">
+                  <pic:nvPicPr>
+                    <pic:cNvPr id="1549724888" name=""/>
+                    <pic:cNvPicPr/>
+                  </pic:nvPicPr>
+                  <pic:blipFill>
+                    <a:blip r:embed="rId12"/>
+                    <a:stretch>
+                      <a:fillRect/>
+                    </a:stretch>
+                  </pic:blipFill>
+                  <pic:spPr>
+                    <a:xfrm>
+                      <a:off x="0" y="0"/>
+                      <a:ext cx="5731510" cy="2017395"/>
+                    </a:xfrm>
+                    <a:prstGeom prst="rect">
+                      <a:avLst/>
+                    </a:prstGeom>
+                  </pic:spPr>
+                </pic:pic>
+              </a:graphicData>
+            </a:graphic>
+          </wp:inline>
+        </w:drawing>
+      </w:r>
+    </w:p>
+    <w:p>
+      <w:r>
+        <w:lastRenderedPageBreak/>
+        <w:drawing>
+          <wp:inline distT="0" distB="0" distL="0" distR="0" wp14:anchorId="46B41728" wp14:editId="2F8178FF">
+            <wp:extent cx="5731510" cy="1793240"/>
+            <wp:effectExtent l="0" t="0" r="2540" b="0"/>
+            <wp:docPr id="1418883365" name="Picture 1"/>
+            <wp:cNvGraphicFramePr>
+              <a:graphicFrameLocks xmlns:a="http://schemas.openxmlformats.org/drawingml/2006/main" noChangeAspect="1"/>
+            </wp:cNvGraphicFramePr>
+            <a:graphic xmlns:a="http://schemas.openxmlformats.org/drawingml/2006/main">
+              <a:graphicData uri="http://schemas.openxmlformats.org/drawingml/2006/picture">
+                <pic:pic xmlns:pic="http://schemas.openxmlformats.org/drawingml/2006/picture">
+                  <pic:nvPicPr>
+                    <pic:cNvPr id="1418883365" name=""/>
+                    <pic:cNvPicPr/>
+                  </pic:nvPicPr>
+                  <pic:blipFill>
+                    <a:blip r:embed="rId13"/>
+                    <a:stretch>
+                      <a:fillRect/>
+                    </a:stretch>
+                  </pic:blipFill>
+                  <pic:spPr>
+                    <a:xfrm>
+                      <a:off x="0" y="0"/>
+                      <a:ext cx="5731510" cy="1793240"/>
+                    </a:xfrm>
+                    <a:prstGeom prst="rect">
+                      <a:avLst/>
+                    </a:prstGeom>
+                  </pic:spPr>
+                </pic:pic>
+              </a:graphicData>
+            </a:graphic>
+          </wp:inline>
+        </w:drawing>
+      </w:r>
+    </w:p>
+    <w:p>
+      <w:r>
+        <w:drawing>
+          <wp:inline distT="0" distB="0" distL="0" distR="0" wp14:anchorId="4AFA83D3" wp14:editId="2D9AEFDA">
+            <wp:extent cx="5731510" cy="1578610"/>
+            <wp:effectExtent l="0" t="0" r="2540" b="2540"/>
+            <wp:docPr id="1270617614" name="Picture 1"/>
+            <wp:cNvGraphicFramePr>
+              <a:graphicFrameLocks xmlns:a="http://schemas.openxmlformats.org/drawingml/2006/main" noChangeAspect="1"/>
+            </wp:cNvGraphicFramePr>
+            <a:graphic xmlns:a="http://schemas.openxmlformats.org/drawingml/2006/main">
+              <a:graphicData uri="http://schemas.openxmlformats.org/drawingml/2006/picture">
+                <pic:pic xmlns:pic="http://schemas.openxmlformats.org/drawingml/2006/picture">
+                  <pic:nvPicPr>
+                    <pic:cNvPr id="1270617614" name=""/>
+                    <pic:cNvPicPr/>
+                  </pic:nvPicPr>
+                  <pic:blipFill>
+                    <a:blip r:embed="rId14"/>
+                    <a:stretch>
+                      <a:fillRect/>
+                    </a:stretch>
+                  </pic:blipFill>
+                  <pic:spPr>
+                    <a:xfrm>
+                      <a:off x="0" y="0"/>
+                      <a:ext cx="5731510" cy="1578610"/>
+                    </a:xfrm>
+                    <a:prstGeom prst="rect">
+                      <a:avLst/>
+                    </a:prstGeom>
+                  </pic:spPr>
+                </pic:pic>
+              </a:graphicData>
+            </a:graphic>
+          </wp:inline>
+        </w:drawing>
+      </w:r>
+    </w:p>
+    <w:p/>
     <w:p/>
     <w:sectPr>
       <w:pgSz w:w="11906" w:h="16838"/>
